--- a/P1/TI.1.2. PAO202651_SOAP_DOTNET_SINBDD_NRC_36883_GR07/05. DOCUMENTACION/03. MANUAL DE USUARIO/ManualDeUsuario_GR07.docx
+++ b/P1/TI.1.2. PAO202651_SOAP_DOTNET_SINBDD_NRC_36883_GR07/05. DOCUMENTACION/03. MANUAL DE USUARIO/ManualDeUsuario_GR07.docx
@@ -343,7 +343,7 @@
                                 <w:szCs w:val="28"/>
                                 <w:lang w:eastAsia="es-EC"/>
                               </w:rPr>
-                              <w:t>14/10/2026</w:t>
+                              <w:t>27/10/2026</w:t>
                             </w:r>
                             <w:r>
                               <w:rPr>
@@ -656,7 +656,7 @@
                           <w:szCs w:val="28"/>
                           <w:lang w:eastAsia="es-EC"/>
                         </w:rPr>
-                        <w:t>14/10/2026</w:t>
+                        <w:t>27/10/2026</w:t>
                       </w:r>
                       <w:r>
                         <w:rPr>
@@ -4335,7 +4335,7 @@
       <w:pPr>
         <w:pStyle w:val="Ttulo1"/>
       </w:pPr>
-      <w:bookmarkStart w:id="0" w:name="_Toc242892434"/>
+      <w:bookmarkStart w:id="0" w:name="_Toc243988484"/>
       <w:r>
         <w:lastRenderedPageBreak/>
         <w:t xml:space="preserve">MANUAL DE USUARIO </w:t>
@@ -4388,7 +4388,7 @@
           <w:r>
             <w:fldChar w:fldCharType="separate"/>
           </w:r>
-          <w:hyperlink w:anchor="_Toc242892434" w:history="1">
+          <w:hyperlink w:anchor="_Toc243988484" w:history="1">
             <w:r>
               <w:rPr>
                 <w:rStyle w:val="Hipervnculo"/>
@@ -4415,7 +4415,7 @@
                 <w:noProof/>
                 <w:webHidden/>
               </w:rPr>
-              <w:instrText xml:space="preserve"> PAGEREF _Toc242892434 \h </w:instrText>
+              <w:instrText xml:space="preserve"> PAGEREF _Toc243988484 \h </w:instrText>
             </w:r>
             <w:r>
               <w:rPr>
@@ -4460,7 +4460,7 @@
               <w:lang w:val="es-MX" w:eastAsia="es-MX"/>
             </w:rPr>
           </w:pPr>
-          <w:hyperlink w:anchor="_Toc242892435" w:history="1">
+          <w:hyperlink w:anchor="_Toc243988485" w:history="1">
             <w:r>
               <w:rPr>
                 <w:rStyle w:val="Hipervnculo"/>
@@ -4503,7 +4503,7 @@
                 <w:noProof/>
                 <w:webHidden/>
               </w:rPr>
-              <w:instrText xml:space="preserve"> PAGEREF _Toc242892435 \h </w:instrText>
+              <w:instrText xml:space="preserve"> PAGEREF _Toc243988485 \h </w:instrText>
             </w:r>
             <w:r>
               <w:rPr>
@@ -4523,7 +4523,7 @@
                 <w:noProof/>
                 <w:webHidden/>
               </w:rPr>
-              <w:t>4</w:t>
+              <w:t>1</w:t>
             </w:r>
             <w:r>
               <w:rPr>
@@ -4548,7 +4548,7 @@
               <w:lang w:val="es-MX" w:eastAsia="es-MX"/>
             </w:rPr>
           </w:pPr>
-          <w:hyperlink w:anchor="_Toc242892436" w:history="1">
+          <w:hyperlink w:anchor="_Toc243988486" w:history="1">
             <w:r>
               <w:rPr>
                 <w:rStyle w:val="Hipervnculo"/>
@@ -4591,7 +4591,7 @@
                 <w:noProof/>
                 <w:webHidden/>
               </w:rPr>
-              <w:instrText xml:space="preserve"> PAGEREF _Toc242892436 \h </w:instrText>
+              <w:instrText xml:space="preserve"> PAGEREF _Toc243988486 \h </w:instrText>
             </w:r>
             <w:r>
               <w:rPr>
@@ -4611,7 +4611,7 @@
                 <w:noProof/>
                 <w:webHidden/>
               </w:rPr>
-              <w:t>4</w:t>
+              <w:t>2</w:t>
             </w:r>
             <w:r>
               <w:rPr>
@@ -4636,7 +4636,7 @@
               <w:lang w:val="es-MX" w:eastAsia="es-MX"/>
             </w:rPr>
           </w:pPr>
-          <w:hyperlink w:anchor="_Toc242892437" w:history="1">
+          <w:hyperlink w:anchor="_Toc243988487" w:history="1">
             <w:r>
               <w:rPr>
                 <w:rStyle w:val="Hipervnculo"/>
@@ -4679,7 +4679,7 @@
                 <w:noProof/>
                 <w:webHidden/>
               </w:rPr>
-              <w:instrText xml:space="preserve"> PAGEREF _Toc242892437 \h </w:instrText>
+              <w:instrText xml:space="preserve"> PAGEREF _Toc243988487 \h </w:instrText>
             </w:r>
             <w:r>
               <w:rPr>
@@ -4699,7 +4699,7 @@
                 <w:noProof/>
                 <w:webHidden/>
               </w:rPr>
-              <w:t>4</w:t>
+              <w:t>2</w:t>
             </w:r>
             <w:r>
               <w:rPr>
@@ -4724,7 +4724,7 @@
               <w:lang w:val="es-MX" w:eastAsia="es-MX"/>
             </w:rPr>
           </w:pPr>
-          <w:hyperlink w:anchor="_Toc242892438" w:history="1">
+          <w:hyperlink w:anchor="_Toc243988488" w:history="1">
             <w:r>
               <w:rPr>
                 <w:rStyle w:val="Hipervnculo"/>
@@ -4767,7 +4767,7 @@
                 <w:noProof/>
                 <w:webHidden/>
               </w:rPr>
-              <w:instrText xml:space="preserve"> PAGEREF _Toc242892438 \h </w:instrText>
+              <w:instrText xml:space="preserve"> PAGEREF _Toc243988488 \h </w:instrText>
             </w:r>
             <w:r>
               <w:rPr>
@@ -4787,7 +4787,7 @@
                 <w:noProof/>
                 <w:webHidden/>
               </w:rPr>
-              <w:t>4</w:t>
+              <w:t>2</w:t>
             </w:r>
             <w:r>
               <w:rPr>
@@ -4812,7 +4812,7 @@
               <w:lang w:val="es-MX" w:eastAsia="es-MX"/>
             </w:rPr>
           </w:pPr>
-          <w:hyperlink w:anchor="_Toc242892439" w:history="1">
+          <w:hyperlink w:anchor="_Toc243988489" w:history="1">
             <w:r>
               <w:rPr>
                 <w:rStyle w:val="Hipervnculo"/>
@@ -4855,7 +4855,7 @@
                 <w:noProof/>
                 <w:webHidden/>
               </w:rPr>
-              <w:instrText xml:space="preserve"> PAGEREF _Toc242892439 \h </w:instrText>
+              <w:instrText xml:space="preserve"> PAGEREF _Toc243988489 \h </w:instrText>
             </w:r>
             <w:r>
               <w:rPr>
@@ -4875,7 +4875,7 @@
                 <w:noProof/>
                 <w:webHidden/>
               </w:rPr>
-              <w:t>5</w:t>
+              <w:t>3</w:t>
             </w:r>
             <w:r>
               <w:rPr>
@@ -4900,7 +4900,7 @@
               <w:lang w:val="es-MX" w:eastAsia="es-MX"/>
             </w:rPr>
           </w:pPr>
-          <w:hyperlink w:anchor="_Toc242892440" w:history="1">
+          <w:hyperlink w:anchor="_Toc243988490" w:history="1">
             <w:r>
               <w:rPr>
                 <w:rStyle w:val="Hipervnculo"/>
@@ -4943,7 +4943,7 @@
                 <w:noProof/>
                 <w:webHidden/>
               </w:rPr>
-              <w:instrText xml:space="preserve"> PAGEREF _Toc242892440 \h </w:instrText>
+              <w:instrText xml:space="preserve"> PAGEREF _Toc243988490 \h </w:instrText>
             </w:r>
             <w:r>
               <w:rPr>
@@ -4963,7 +4963,7 @@
                 <w:noProof/>
                 <w:webHidden/>
               </w:rPr>
-              <w:t>6</w:t>
+              <w:t>4</w:t>
             </w:r>
             <w:r>
               <w:rPr>
@@ -4988,7 +4988,7 @@
               <w:lang w:val="es-MX" w:eastAsia="es-MX"/>
             </w:rPr>
           </w:pPr>
-          <w:hyperlink w:anchor="_Toc242892441" w:history="1">
+          <w:hyperlink w:anchor="_Toc243988491" w:history="1">
             <w:r>
               <w:rPr>
                 <w:rStyle w:val="Hipervnculo"/>
@@ -5031,7 +5031,7 @@
                 <w:noProof/>
                 <w:webHidden/>
               </w:rPr>
-              <w:instrText xml:space="preserve"> PAGEREF _Toc242892441 \h </w:instrText>
+              <w:instrText xml:space="preserve"> PAGEREF _Toc243988491 \h </w:instrText>
             </w:r>
             <w:r>
               <w:rPr>
@@ -5051,7 +5051,7 @@
                 <w:noProof/>
                 <w:webHidden/>
               </w:rPr>
-              <w:t>7</w:t>
+              <w:t>5</w:t>
             </w:r>
             <w:r>
               <w:rPr>
@@ -5076,7 +5076,7 @@
               <w:lang w:val="es-MX" w:eastAsia="es-MX"/>
             </w:rPr>
           </w:pPr>
-          <w:hyperlink w:anchor="_Toc242892442" w:history="1">
+          <w:hyperlink w:anchor="_Toc243988492" w:history="1">
             <w:r>
               <w:rPr>
                 <w:rStyle w:val="Hipervnculo"/>
@@ -5119,7 +5119,7 @@
                 <w:noProof/>
                 <w:webHidden/>
               </w:rPr>
-              <w:instrText xml:space="preserve"> PAGEREF _Toc242892442 \h </w:instrText>
+              <w:instrText xml:space="preserve"> PAGEREF _Toc243988492 \h </w:instrText>
             </w:r>
             <w:r>
               <w:rPr>
@@ -5139,7 +5139,7 @@
                 <w:noProof/>
                 <w:webHidden/>
               </w:rPr>
-              <w:t>7</w:t>
+              <w:t>5</w:t>
             </w:r>
             <w:r>
               <w:rPr>
@@ -5164,7 +5164,7 @@
               <w:lang w:val="es-MX" w:eastAsia="es-MX"/>
             </w:rPr>
           </w:pPr>
-          <w:hyperlink w:anchor="_Toc242892443" w:history="1">
+          <w:hyperlink w:anchor="_Toc243988493" w:history="1">
             <w:r>
               <w:rPr>
                 <w:rStyle w:val="Hipervnculo"/>
@@ -5207,7 +5207,7 @@
                 <w:noProof/>
                 <w:webHidden/>
               </w:rPr>
-              <w:instrText xml:space="preserve"> PAGEREF _Toc242892443 \h </w:instrText>
+              <w:instrText xml:space="preserve"> PAGEREF _Toc243988493 \h </w:instrText>
             </w:r>
             <w:r>
               <w:rPr>
@@ -5227,7 +5227,7 @@
                 <w:noProof/>
                 <w:webHidden/>
               </w:rPr>
-              <w:t>8</w:t>
+              <w:t>6</w:t>
             </w:r>
             <w:r>
               <w:rPr>
@@ -5269,7 +5269,6 @@
         <w:pStyle w:val="TtuloTDC"/>
       </w:pPr>
       <w:r>
-        <w:lastRenderedPageBreak/>
         <w:t>ÍNDICE</w:t>
       </w:r>
       <w:r>
@@ -5298,7 +5297,7 @@
       <w:r>
         <w:fldChar w:fldCharType="separate"/>
       </w:r>
-      <w:hyperlink w:anchor="_Toc242892444" w:history="1">
+      <w:hyperlink w:anchor="_Toc243988494" w:history="1">
         <w:r>
           <w:rPr>
             <w:rStyle w:val="Hipervnculo"/>
@@ -5325,7 +5324,291 @@
             <w:noProof/>
             <w:webHidden/>
           </w:rPr>
-          <w:instrText xml:space="preserve"> PAGEREF _Toc242892444 \h </w:instrText>
+          <w:instrText xml:space="preserve"> PAGEREF _Toc243988494 \h </w:instrText>
+        </w:r>
+        <w:r>
+          <w:rPr>
+            <w:noProof/>
+            <w:webHidden/>
+          </w:rPr>
+        </w:r>
+        <w:r>
+          <w:rPr>
+            <w:noProof/>
+            <w:webHidden/>
+          </w:rPr>
+          <w:fldChar w:fldCharType="separate"/>
+        </w:r>
+        <w:r>
+          <w:rPr>
+            <w:noProof/>
+            <w:webHidden/>
+          </w:rPr>
+          <w:t>3</w:t>
+        </w:r>
+        <w:r>
+          <w:rPr>
+            <w:noProof/>
+            <w:webHidden/>
+          </w:rPr>
+          <w:fldChar w:fldCharType="end"/>
+        </w:r>
+      </w:hyperlink>
+    </w:p>
+    <w:p>
+      <w:pPr>
+        <w:pStyle w:val="Tabladeilustraciones"/>
+        <w:tabs>
+          <w:tab w:val="right" w:leader="dot" w:pos="9020"/>
+        </w:tabs>
+        <w:rPr>
+          <w:rFonts w:asciiTheme="minorHAnsi" w:eastAsiaTheme="minorEastAsia" w:hAnsiTheme="minorHAnsi" w:cstheme="minorBidi"/>
+          <w:noProof/>
+          <w:sz w:val="22"/>
+          <w:lang w:val="es-MX" w:eastAsia="es-MX"/>
+        </w:rPr>
+      </w:pPr>
+      <w:hyperlink w:anchor="_Toc243988495" w:history="1">
+        <w:r>
+          <w:rPr>
+            <w:rStyle w:val="Hipervnculo"/>
+            <w:noProof/>
+          </w:rPr>
+          <w:t>Ilustración 2. Cliente de escritorio: conversión</w:t>
+        </w:r>
+        <w:r>
+          <w:rPr>
+            <w:noProof/>
+            <w:webHidden/>
+          </w:rPr>
+          <w:tab/>
+        </w:r>
+        <w:r>
+          <w:rPr>
+            <w:noProof/>
+            <w:webHidden/>
+          </w:rPr>
+          <w:fldChar w:fldCharType="begin"/>
+        </w:r>
+        <w:r>
+          <w:rPr>
+            <w:noProof/>
+            <w:webHidden/>
+          </w:rPr>
+          <w:instrText xml:space="preserve"> PAGEREF _Toc243988495 \h </w:instrText>
+        </w:r>
+        <w:r>
+          <w:rPr>
+            <w:noProof/>
+            <w:webHidden/>
+          </w:rPr>
+        </w:r>
+        <w:r>
+          <w:rPr>
+            <w:noProof/>
+            <w:webHidden/>
+          </w:rPr>
+          <w:fldChar w:fldCharType="separate"/>
+        </w:r>
+        <w:r>
+          <w:rPr>
+            <w:noProof/>
+            <w:webHidden/>
+          </w:rPr>
+          <w:t>3</w:t>
+        </w:r>
+        <w:r>
+          <w:rPr>
+            <w:noProof/>
+            <w:webHidden/>
+          </w:rPr>
+          <w:fldChar w:fldCharType="end"/>
+        </w:r>
+      </w:hyperlink>
+    </w:p>
+    <w:p>
+      <w:pPr>
+        <w:pStyle w:val="Tabladeilustraciones"/>
+        <w:tabs>
+          <w:tab w:val="right" w:leader="dot" w:pos="9020"/>
+        </w:tabs>
+        <w:rPr>
+          <w:rFonts w:asciiTheme="minorHAnsi" w:eastAsiaTheme="minorEastAsia" w:hAnsiTheme="minorHAnsi" w:cstheme="minorBidi"/>
+          <w:noProof/>
+          <w:sz w:val="22"/>
+          <w:lang w:val="es-MX" w:eastAsia="es-MX"/>
+        </w:rPr>
+      </w:pPr>
+      <w:hyperlink w:anchor="_Toc243988496" w:history="1">
+        <w:r>
+          <w:rPr>
+            <w:rStyle w:val="Hipervnculo"/>
+            <w:noProof/>
+          </w:rPr>
+          <w:t>Ilustración 3. Cliente web: inicio de sesión</w:t>
+        </w:r>
+        <w:r>
+          <w:rPr>
+            <w:noProof/>
+            <w:webHidden/>
+          </w:rPr>
+          <w:tab/>
+        </w:r>
+        <w:r>
+          <w:rPr>
+            <w:noProof/>
+            <w:webHidden/>
+          </w:rPr>
+          <w:fldChar w:fldCharType="begin"/>
+        </w:r>
+        <w:r>
+          <w:rPr>
+            <w:noProof/>
+            <w:webHidden/>
+          </w:rPr>
+          <w:instrText xml:space="preserve"> PAGEREF _Toc243988496 \h </w:instrText>
+        </w:r>
+        <w:r>
+          <w:rPr>
+            <w:noProof/>
+            <w:webHidden/>
+          </w:rPr>
+        </w:r>
+        <w:r>
+          <w:rPr>
+            <w:noProof/>
+            <w:webHidden/>
+          </w:rPr>
+          <w:fldChar w:fldCharType="separate"/>
+        </w:r>
+        <w:r>
+          <w:rPr>
+            <w:noProof/>
+            <w:webHidden/>
+          </w:rPr>
+          <w:t>4</w:t>
+        </w:r>
+        <w:r>
+          <w:rPr>
+            <w:noProof/>
+            <w:webHidden/>
+          </w:rPr>
+          <w:fldChar w:fldCharType="end"/>
+        </w:r>
+      </w:hyperlink>
+    </w:p>
+    <w:p>
+      <w:pPr>
+        <w:pStyle w:val="Tabladeilustraciones"/>
+        <w:tabs>
+          <w:tab w:val="right" w:leader="dot" w:pos="9020"/>
+        </w:tabs>
+        <w:rPr>
+          <w:rFonts w:asciiTheme="minorHAnsi" w:eastAsiaTheme="minorEastAsia" w:hAnsiTheme="minorHAnsi" w:cstheme="minorBidi"/>
+          <w:noProof/>
+          <w:sz w:val="22"/>
+          <w:lang w:val="es-MX" w:eastAsia="es-MX"/>
+        </w:rPr>
+      </w:pPr>
+      <w:hyperlink w:anchor="_Toc243988497" w:history="1">
+        <w:r>
+          <w:rPr>
+            <w:rStyle w:val="Hipervnculo"/>
+            <w:noProof/>
+          </w:rPr>
+          <w:t>Ilustración 4. Cliente web: conversión</w:t>
+        </w:r>
+        <w:r>
+          <w:rPr>
+            <w:noProof/>
+            <w:webHidden/>
+          </w:rPr>
+          <w:tab/>
+        </w:r>
+        <w:r>
+          <w:rPr>
+            <w:noProof/>
+            <w:webHidden/>
+          </w:rPr>
+          <w:fldChar w:fldCharType="begin"/>
+        </w:r>
+        <w:r>
+          <w:rPr>
+            <w:noProof/>
+            <w:webHidden/>
+          </w:rPr>
+          <w:instrText xml:space="preserve"> PAGEREF _Toc243988497 \h </w:instrText>
+        </w:r>
+        <w:r>
+          <w:rPr>
+            <w:noProof/>
+            <w:webHidden/>
+          </w:rPr>
+        </w:r>
+        <w:r>
+          <w:rPr>
+            <w:noProof/>
+            <w:webHidden/>
+          </w:rPr>
+          <w:fldChar w:fldCharType="separate"/>
+        </w:r>
+        <w:r>
+          <w:rPr>
+            <w:noProof/>
+            <w:webHidden/>
+          </w:rPr>
+          <w:t>4</w:t>
+        </w:r>
+        <w:r>
+          <w:rPr>
+            <w:noProof/>
+            <w:webHidden/>
+          </w:rPr>
+          <w:fldChar w:fldCharType="end"/>
+        </w:r>
+      </w:hyperlink>
+    </w:p>
+    <w:p>
+      <w:pPr>
+        <w:pStyle w:val="Tabladeilustraciones"/>
+        <w:tabs>
+          <w:tab w:val="right" w:leader="dot" w:pos="9020"/>
+        </w:tabs>
+        <w:rPr>
+          <w:rFonts w:asciiTheme="minorHAnsi" w:eastAsiaTheme="minorEastAsia" w:hAnsiTheme="minorHAnsi" w:cstheme="minorBidi"/>
+          <w:noProof/>
+          <w:sz w:val="22"/>
+          <w:lang w:val="es-MX" w:eastAsia="es-MX"/>
+        </w:rPr>
+      </w:pPr>
+      <w:hyperlink w:anchor="_Toc243988498" w:history="1">
+        <w:r>
+          <w:rPr>
+            <w:rStyle w:val="Hipervnculo"/>
+            <w:noProof/>
+          </w:rPr>
+          <w:t>Ilustración 5. Cliente móvil: inicio de sesión</w:t>
+        </w:r>
+        <w:r>
+          <w:rPr>
+            <w:noProof/>
+            <w:webHidden/>
+          </w:rPr>
+          <w:tab/>
+        </w:r>
+        <w:r>
+          <w:rPr>
+            <w:noProof/>
+            <w:webHidden/>
+          </w:rPr>
+          <w:fldChar w:fldCharType="begin"/>
+        </w:r>
+        <w:r>
+          <w:rPr>
+            <w:noProof/>
+            <w:webHidden/>
+          </w:rPr>
+          <w:instrText xml:space="preserve"> PAGEREF _Toc243988498 \h </w:instrText>
         </w:r>
         <w:r>
           <w:rPr>
@@ -5369,13 +5652,13 @@
           <w:lang w:val="es-MX" w:eastAsia="es-MX"/>
         </w:rPr>
       </w:pPr>
-      <w:hyperlink w:anchor="_Toc242892445" w:history="1">
+      <w:hyperlink w:anchor="_Toc243988499" w:history="1">
         <w:r>
           <w:rPr>
             <w:rStyle w:val="Hipervnculo"/>
             <w:noProof/>
           </w:rPr>
-          <w:t>Ilustración 2. Cliente de escritorio: conversión</w:t>
+          <w:t>Ilustración 6. Cliente móvil: conversión</w:t>
         </w:r>
         <w:r>
           <w:rPr>
@@ -5396,7 +5679,7 @@
             <w:noProof/>
             <w:webHidden/>
           </w:rPr>
-          <w:instrText xml:space="preserve"> PAGEREF _Toc242892445 \h </w:instrText>
+          <w:instrText xml:space="preserve"> PAGEREF _Toc243988499 \h </w:instrText>
         </w:r>
         <w:r>
           <w:rPr>
@@ -5428,6 +5711,28 @@
       </w:hyperlink>
     </w:p>
     <w:p>
+      <w:r>
+        <w:fldChar w:fldCharType="end"/>
+      </w:r>
+    </w:p>
+    <w:p>
+      <w:pPr>
+        <w:spacing w:before="0" w:after="0"/>
+        <w:jc w:val="left"/>
+      </w:pPr>
+    </w:p>
+    <w:p>
+      <w:pPr>
+        <w:pStyle w:val="TtuloTDC"/>
+      </w:pPr>
+      <w:r>
+        <w:t>ÍNDICE</w:t>
+      </w:r>
+      <w:r>
+        <w:t xml:space="preserve"> DE TABLAS</w:t>
+      </w:r>
+    </w:p>
+    <w:p>
       <w:pPr>
         <w:pStyle w:val="Tabladeilustraciones"/>
         <w:tabs>
@@ -5440,13 +5745,22 @@
           <w:lang w:val="es-MX" w:eastAsia="es-MX"/>
         </w:rPr>
       </w:pPr>
-      <w:hyperlink w:anchor="_Toc242892446" w:history="1">
+      <w:r>
+        <w:fldChar w:fldCharType="begin"/>
+      </w:r>
+      <w:r>
+        <w:instrText xml:space="preserve"> TOC \h \z \c "Tabla" </w:instrText>
+      </w:r>
+      <w:r>
+        <w:fldChar w:fldCharType="separate"/>
+      </w:r>
+      <w:hyperlink w:anchor="_Toc243988500" w:history="1">
         <w:r>
           <w:rPr>
             <w:rStyle w:val="Hipervnculo"/>
             <w:noProof/>
           </w:rPr>
-          <w:t>Ilustración 3. Cliente web: inicio de sesión</w:t>
+          <w:t>Tabla 1. Ejemplo de conversión en la consola</w:t>
         </w:r>
         <w:r>
           <w:rPr>
@@ -5467,7 +5781,149 @@
             <w:noProof/>
             <w:webHidden/>
           </w:rPr>
-          <w:instrText xml:space="preserve"> PAGEREF _Toc242892446 \h </w:instrText>
+          <w:instrText xml:space="preserve"> PAGEREF _Toc243988500 \h </w:instrText>
+        </w:r>
+        <w:r>
+          <w:rPr>
+            <w:noProof/>
+            <w:webHidden/>
+          </w:rPr>
+        </w:r>
+        <w:r>
+          <w:rPr>
+            <w:noProof/>
+            <w:webHidden/>
+          </w:rPr>
+          <w:fldChar w:fldCharType="separate"/>
+        </w:r>
+        <w:r>
+          <w:rPr>
+            <w:noProof/>
+            <w:webHidden/>
+          </w:rPr>
+          <w:t>2</w:t>
+        </w:r>
+        <w:r>
+          <w:rPr>
+            <w:noProof/>
+            <w:webHidden/>
+          </w:rPr>
+          <w:fldChar w:fldCharType="end"/>
+        </w:r>
+      </w:hyperlink>
+    </w:p>
+    <w:p>
+      <w:pPr>
+        <w:pStyle w:val="Tabladeilustraciones"/>
+        <w:tabs>
+          <w:tab w:val="right" w:leader="dot" w:pos="9020"/>
+        </w:tabs>
+        <w:rPr>
+          <w:rFonts w:asciiTheme="minorHAnsi" w:eastAsiaTheme="minorEastAsia" w:hAnsiTheme="minorHAnsi" w:cstheme="minorBidi"/>
+          <w:noProof/>
+          <w:sz w:val="22"/>
+          <w:lang w:val="es-MX" w:eastAsia="es-MX"/>
+        </w:rPr>
+      </w:pPr>
+      <w:hyperlink w:anchor="_Toc243988501" w:history="1">
+        <w:r>
+          <w:rPr>
+            <w:rStyle w:val="Hipervnculo"/>
+            <w:noProof/>
+          </w:rPr>
+          <w:t>Tabla 2. Unidades que se pueden convertir</w:t>
+        </w:r>
+        <w:r>
+          <w:rPr>
+            <w:noProof/>
+            <w:webHidden/>
+          </w:rPr>
+          <w:tab/>
+        </w:r>
+        <w:r>
+          <w:rPr>
+            <w:noProof/>
+            <w:webHidden/>
+          </w:rPr>
+          <w:fldChar w:fldCharType="begin"/>
+        </w:r>
+        <w:r>
+          <w:rPr>
+            <w:noProof/>
+            <w:webHidden/>
+          </w:rPr>
+          <w:instrText xml:space="preserve"> PAGEREF _Toc243988501 \h </w:instrText>
+        </w:r>
+        <w:r>
+          <w:rPr>
+            <w:noProof/>
+            <w:webHidden/>
+          </w:rPr>
+        </w:r>
+        <w:r>
+          <w:rPr>
+            <w:noProof/>
+            <w:webHidden/>
+          </w:rPr>
+          <w:fldChar w:fldCharType="separate"/>
+        </w:r>
+        <w:r>
+          <w:rPr>
+            <w:noProof/>
+            <w:webHidden/>
+          </w:rPr>
+          <w:t>5</w:t>
+        </w:r>
+        <w:r>
+          <w:rPr>
+            <w:noProof/>
+            <w:webHidden/>
+          </w:rPr>
+          <w:fldChar w:fldCharType="end"/>
+        </w:r>
+      </w:hyperlink>
+    </w:p>
+    <w:p>
+      <w:pPr>
+        <w:pStyle w:val="Tabladeilustraciones"/>
+        <w:tabs>
+          <w:tab w:val="right" w:leader="dot" w:pos="9020"/>
+        </w:tabs>
+        <w:rPr>
+          <w:rFonts w:asciiTheme="minorHAnsi" w:eastAsiaTheme="minorEastAsia" w:hAnsiTheme="minorHAnsi" w:cstheme="minorBidi"/>
+          <w:noProof/>
+          <w:sz w:val="22"/>
+          <w:lang w:val="es-MX" w:eastAsia="es-MX"/>
+        </w:rPr>
+      </w:pPr>
+      <w:hyperlink w:anchor="_Toc243988502" w:history="1">
+        <w:r>
+          <w:rPr>
+            <w:rStyle w:val="Hipervnculo"/>
+            <w:noProof/>
+          </w:rPr>
+          <w:t>Tabla 3. Mensajes de la aplicación</w:t>
+        </w:r>
+        <w:r>
+          <w:rPr>
+            <w:noProof/>
+            <w:webHidden/>
+          </w:rPr>
+          <w:tab/>
+        </w:r>
+        <w:r>
+          <w:rPr>
+            <w:noProof/>
+            <w:webHidden/>
+          </w:rPr>
+          <w:fldChar w:fldCharType="begin"/>
+        </w:r>
+        <w:r>
+          <w:rPr>
+            <w:noProof/>
+            <w:webHidden/>
+          </w:rPr>
+          <w:instrText xml:space="preserve"> PAGEREF _Toc243988502 \h </w:instrText>
         </w:r>
         <w:r>
           <w:rPr>
@@ -5499,474 +5955,14 @@
       </w:hyperlink>
     </w:p>
     <w:p>
-      <w:pPr>
-        <w:pStyle w:val="Tabladeilustraciones"/>
-        <w:tabs>
-          <w:tab w:val="right" w:leader="dot" w:pos="9020"/>
-        </w:tabs>
-        <w:rPr>
-          <w:rFonts w:asciiTheme="minorHAnsi" w:eastAsiaTheme="minorEastAsia" w:hAnsiTheme="minorHAnsi" w:cstheme="minorBidi"/>
-          <w:noProof/>
-          <w:sz w:val="22"/>
-          <w:lang w:val="es-MX" w:eastAsia="es-MX"/>
-        </w:rPr>
-      </w:pPr>
-      <w:hyperlink w:anchor="_Toc242892447" w:history="1">
-        <w:r>
-          <w:rPr>
-            <w:rStyle w:val="Hipervnculo"/>
-            <w:noProof/>
-          </w:rPr>
-          <w:t>Ilustración 4. Cliente web: conversión</w:t>
-        </w:r>
-        <w:r>
-          <w:rPr>
-            <w:noProof/>
-            <w:webHidden/>
-          </w:rPr>
-          <w:tab/>
-        </w:r>
-        <w:r>
-          <w:rPr>
-            <w:noProof/>
-            <w:webHidden/>
-          </w:rPr>
-          <w:fldChar w:fldCharType="begin"/>
-        </w:r>
-        <w:r>
-          <w:rPr>
-            <w:noProof/>
-            <w:webHidden/>
-          </w:rPr>
-          <w:instrText xml:space="preserve"> PAGEREF _Toc242892447 \h </w:instrText>
-        </w:r>
-        <w:r>
-          <w:rPr>
-            <w:noProof/>
-            <w:webHidden/>
-          </w:rPr>
-        </w:r>
-        <w:r>
-          <w:rPr>
-            <w:noProof/>
-            <w:webHidden/>
-          </w:rPr>
-          <w:fldChar w:fldCharType="separate"/>
-        </w:r>
-        <w:r>
-          <w:rPr>
-            <w:noProof/>
-            <w:webHidden/>
-          </w:rPr>
-          <w:t>6</w:t>
-        </w:r>
-        <w:r>
-          <w:rPr>
-            <w:noProof/>
-            <w:webHidden/>
-          </w:rPr>
-          <w:fldChar w:fldCharType="end"/>
-        </w:r>
-      </w:hyperlink>
-    </w:p>
-    <w:p>
-      <w:pPr>
-        <w:pStyle w:val="Tabladeilustraciones"/>
-        <w:tabs>
-          <w:tab w:val="right" w:leader="dot" w:pos="9020"/>
-        </w:tabs>
-        <w:rPr>
-          <w:rFonts w:asciiTheme="minorHAnsi" w:eastAsiaTheme="minorEastAsia" w:hAnsiTheme="minorHAnsi" w:cstheme="minorBidi"/>
-          <w:noProof/>
-          <w:sz w:val="22"/>
-          <w:lang w:val="es-MX" w:eastAsia="es-MX"/>
-        </w:rPr>
-      </w:pPr>
-      <w:hyperlink w:anchor="_Toc242892448" w:history="1">
-        <w:r>
-          <w:rPr>
-            <w:rStyle w:val="Hipervnculo"/>
-            <w:noProof/>
-          </w:rPr>
-          <w:t>Ilustración 5. Cliente móvil: inicio de sesión</w:t>
-        </w:r>
-        <w:r>
-          <w:rPr>
-            <w:noProof/>
-            <w:webHidden/>
-          </w:rPr>
-          <w:tab/>
-        </w:r>
-        <w:r>
-          <w:rPr>
-            <w:noProof/>
-            <w:webHidden/>
-          </w:rPr>
-          <w:fldChar w:fldCharType="begin"/>
-        </w:r>
-        <w:r>
-          <w:rPr>
-            <w:noProof/>
-            <w:webHidden/>
-          </w:rPr>
-          <w:instrText xml:space="preserve"> PAGEREF _Toc242892448 \h </w:instrText>
-        </w:r>
-        <w:r>
-          <w:rPr>
-            <w:noProof/>
-            <w:webHidden/>
-          </w:rPr>
-        </w:r>
-        <w:r>
-          <w:rPr>
-            <w:noProof/>
-            <w:webHidden/>
-          </w:rPr>
-          <w:fldChar w:fldCharType="separate"/>
-        </w:r>
-        <w:r>
-          <w:rPr>
-            <w:noProof/>
-            <w:webHidden/>
-          </w:rPr>
-          <w:t>7</w:t>
-        </w:r>
-        <w:r>
-          <w:rPr>
-            <w:noProof/>
-            <w:webHidden/>
-          </w:rPr>
-          <w:fldChar w:fldCharType="end"/>
-        </w:r>
-      </w:hyperlink>
-    </w:p>
-    <w:p>
-      <w:pPr>
-        <w:pStyle w:val="Tabladeilustraciones"/>
-        <w:tabs>
-          <w:tab w:val="right" w:leader="dot" w:pos="9020"/>
-        </w:tabs>
-        <w:rPr>
-          <w:rFonts w:asciiTheme="minorHAnsi" w:eastAsiaTheme="minorEastAsia" w:hAnsiTheme="minorHAnsi" w:cstheme="minorBidi"/>
-          <w:noProof/>
-          <w:sz w:val="22"/>
-          <w:lang w:val="es-MX" w:eastAsia="es-MX"/>
-        </w:rPr>
-      </w:pPr>
-      <w:hyperlink w:anchor="_Toc242892449" w:history="1">
-        <w:r>
-          <w:rPr>
-            <w:rStyle w:val="Hipervnculo"/>
-            <w:noProof/>
-          </w:rPr>
-          <w:t>Ilustración 6. Cliente móvil: conversión</w:t>
-        </w:r>
-        <w:r>
-          <w:rPr>
-            <w:noProof/>
-            <w:webHidden/>
-          </w:rPr>
-          <w:tab/>
-        </w:r>
-        <w:r>
-          <w:rPr>
-            <w:noProof/>
-            <w:webHidden/>
-          </w:rPr>
-          <w:fldChar w:fldCharType="begin"/>
-        </w:r>
-        <w:r>
-          <w:rPr>
-            <w:noProof/>
-            <w:webHidden/>
-          </w:rPr>
-          <w:instrText xml:space="preserve"> PAGEREF _Toc242892449 \h </w:instrText>
-        </w:r>
-        <w:r>
-          <w:rPr>
-            <w:noProof/>
-            <w:webHidden/>
-          </w:rPr>
-        </w:r>
-        <w:r>
-          <w:rPr>
-            <w:noProof/>
-            <w:webHidden/>
-          </w:rPr>
-          <w:fldChar w:fldCharType="separate"/>
-        </w:r>
-        <w:r>
-          <w:rPr>
-            <w:noProof/>
-            <w:webHidden/>
-          </w:rPr>
-          <w:t>7</w:t>
-        </w:r>
-        <w:r>
-          <w:rPr>
-            <w:noProof/>
-            <w:webHidden/>
-          </w:rPr>
-          <w:fldChar w:fldCharType="end"/>
-        </w:r>
-      </w:hyperlink>
-    </w:p>
-    <w:p>
       <w:r>
         <w:fldChar w:fldCharType="end"/>
       </w:r>
     </w:p>
     <w:p>
       <w:pPr>
-        <w:spacing w:before="0" w:after="0"/>
-        <w:jc w:val="left"/>
-      </w:pPr>
-      <w:r>
-        <w:br w:type="page"/>
-      </w:r>
-    </w:p>
-    <w:p>
-      <w:pPr>
-        <w:pStyle w:val="TtuloTDC"/>
-      </w:pPr>
-      <w:r>
-        <w:lastRenderedPageBreak/>
-        <w:t>ÍNDICE</w:t>
-      </w:r>
-      <w:r>
-        <w:t xml:space="preserve"> DE TABLAS</w:t>
-      </w:r>
-    </w:p>
-    <w:p>
-      <w:pPr>
-        <w:pStyle w:val="Tabladeilustraciones"/>
-        <w:tabs>
-          <w:tab w:val="right" w:leader="dot" w:pos="9020"/>
-        </w:tabs>
-        <w:rPr>
-          <w:rFonts w:asciiTheme="minorHAnsi" w:eastAsiaTheme="minorEastAsia" w:hAnsiTheme="minorHAnsi" w:cstheme="minorBidi"/>
-          <w:noProof/>
-          <w:sz w:val="22"/>
-          <w:lang w:val="es-MX" w:eastAsia="es-MX"/>
-        </w:rPr>
-      </w:pPr>
-      <w:r>
-        <w:fldChar w:fldCharType="begin"/>
-      </w:r>
-      <w:r>
-        <w:instrText xml:space="preserve"> TOC \h \z \c "Tabla" </w:instrText>
-      </w:r>
-      <w:r>
-        <w:fldChar w:fldCharType="separate"/>
-      </w:r>
-      <w:hyperlink w:anchor="_Toc242892450" w:history="1">
-        <w:r>
-          <w:rPr>
-            <w:rStyle w:val="Hipervnculo"/>
-            <w:noProof/>
-          </w:rPr>
-          <w:t>Tabla 1. Ejemplo de conversión en la consola</w:t>
-        </w:r>
-        <w:r>
-          <w:rPr>
-            <w:noProof/>
-            <w:webHidden/>
-          </w:rPr>
-          <w:tab/>
-        </w:r>
-        <w:r>
-          <w:rPr>
-            <w:noProof/>
-            <w:webHidden/>
-          </w:rPr>
-          <w:fldChar w:fldCharType="begin"/>
-        </w:r>
-        <w:r>
-          <w:rPr>
-            <w:noProof/>
-            <w:webHidden/>
-          </w:rPr>
-          <w:instrText xml:space="preserve"> PAGEREF _Toc242892450 \h </w:instrText>
-        </w:r>
-        <w:r>
-          <w:rPr>
-            <w:noProof/>
-            <w:webHidden/>
-          </w:rPr>
-        </w:r>
-        <w:r>
-          <w:rPr>
-            <w:noProof/>
-            <w:webHidden/>
-          </w:rPr>
-          <w:fldChar w:fldCharType="separate"/>
-        </w:r>
-        <w:r>
-          <w:rPr>
-            <w:noProof/>
-            <w:webHidden/>
-          </w:rPr>
-          <w:t>4</w:t>
-        </w:r>
-        <w:r>
-          <w:rPr>
-            <w:noProof/>
-            <w:webHidden/>
-          </w:rPr>
-          <w:fldChar w:fldCharType="end"/>
-        </w:r>
-      </w:hyperlink>
-    </w:p>
-    <w:p>
-      <w:pPr>
-        <w:pStyle w:val="Tabladeilustraciones"/>
-        <w:tabs>
-          <w:tab w:val="right" w:leader="dot" w:pos="9020"/>
-        </w:tabs>
-        <w:rPr>
-          <w:rFonts w:asciiTheme="minorHAnsi" w:eastAsiaTheme="minorEastAsia" w:hAnsiTheme="minorHAnsi" w:cstheme="minorBidi"/>
-          <w:noProof/>
-          <w:sz w:val="22"/>
-          <w:lang w:val="es-MX" w:eastAsia="es-MX"/>
-        </w:rPr>
-      </w:pPr>
-      <w:hyperlink w:anchor="_Toc242892451" w:history="1">
-        <w:r>
-          <w:rPr>
-            <w:rStyle w:val="Hipervnculo"/>
-            <w:noProof/>
-          </w:rPr>
-          <w:t>Tabla 2. Unidades que se pueden convertir</w:t>
-        </w:r>
-        <w:r>
-          <w:rPr>
-            <w:noProof/>
-            <w:webHidden/>
-          </w:rPr>
-          <w:tab/>
-        </w:r>
-        <w:r>
-          <w:rPr>
-            <w:noProof/>
-            <w:webHidden/>
-          </w:rPr>
-          <w:fldChar w:fldCharType="begin"/>
-        </w:r>
-        <w:r>
-          <w:rPr>
-            <w:noProof/>
-            <w:webHidden/>
-          </w:rPr>
-          <w:instrText xml:space="preserve"> PAGEREF _Toc242892451 \h </w:instrText>
-        </w:r>
-        <w:r>
-          <w:rPr>
-            <w:noProof/>
-            <w:webHidden/>
-          </w:rPr>
-        </w:r>
-        <w:r>
-          <w:rPr>
-            <w:noProof/>
-            <w:webHidden/>
-          </w:rPr>
-          <w:fldChar w:fldCharType="separate"/>
-        </w:r>
-        <w:r>
-          <w:rPr>
-            <w:noProof/>
-            <w:webHidden/>
-          </w:rPr>
-          <w:t>7</w:t>
-        </w:r>
-        <w:r>
-          <w:rPr>
-            <w:noProof/>
-            <w:webHidden/>
-          </w:rPr>
-          <w:fldChar w:fldCharType="end"/>
-        </w:r>
-      </w:hyperlink>
-    </w:p>
-    <w:p>
-      <w:pPr>
-        <w:pStyle w:val="Tabladeilustraciones"/>
-        <w:tabs>
-          <w:tab w:val="right" w:leader="dot" w:pos="9020"/>
-        </w:tabs>
-        <w:rPr>
-          <w:rFonts w:asciiTheme="minorHAnsi" w:eastAsiaTheme="minorEastAsia" w:hAnsiTheme="minorHAnsi" w:cstheme="minorBidi"/>
-          <w:noProof/>
-          <w:sz w:val="22"/>
-          <w:lang w:val="es-MX" w:eastAsia="es-MX"/>
-        </w:rPr>
-      </w:pPr>
-      <w:hyperlink w:anchor="_Toc242892452" w:history="1">
-        <w:r>
-          <w:rPr>
-            <w:rStyle w:val="Hipervnculo"/>
-            <w:noProof/>
-          </w:rPr>
-          <w:t>Tabla 3. Mensajes de la aplicación</w:t>
-        </w:r>
-        <w:r>
-          <w:rPr>
-            <w:noProof/>
-            <w:webHidden/>
-          </w:rPr>
-          <w:tab/>
-        </w:r>
-        <w:r>
-          <w:rPr>
-            <w:noProof/>
-            <w:webHidden/>
-          </w:rPr>
-          <w:fldChar w:fldCharType="begin"/>
-        </w:r>
-        <w:r>
-          <w:rPr>
-            <w:noProof/>
-            <w:webHidden/>
-          </w:rPr>
-          <w:instrText xml:space="preserve"> PAGEREF _Toc242892452 \h </w:instrText>
-        </w:r>
-        <w:r>
-          <w:rPr>
-            <w:noProof/>
-            <w:webHidden/>
-          </w:rPr>
-        </w:r>
-        <w:r>
-          <w:rPr>
-            <w:noProof/>
-            <w:webHidden/>
-          </w:rPr>
-          <w:fldChar w:fldCharType="separate"/>
-        </w:r>
-        <w:r>
-          <w:rPr>
-            <w:noProof/>
-            <w:webHidden/>
-          </w:rPr>
-          <w:t>8</w:t>
-        </w:r>
-        <w:r>
-          <w:rPr>
-            <w:noProof/>
-            <w:webHidden/>
-          </w:rPr>
-          <w:fldChar w:fldCharType="end"/>
-        </w:r>
-      </w:hyperlink>
-    </w:p>
-    <w:p>
-      <w:r>
-        <w:fldChar w:fldCharType="end"/>
-      </w:r>
-    </w:p>
-    <w:p>
-      <w:pPr>
         <w:sectPr>
+          <w:type w:val="continuous"/>
           <w:pgSz w:w="11910" w:h="16840"/>
           <w:pgMar w:top="1440" w:right="1440" w:bottom="1440" w:left="1440" w:header="0" w:footer="996" w:gutter="0"/>
           <w:pgBorders w:offsetFrom="page">
@@ -5989,9 +5985,8 @@
         </w:numPr>
         <w:spacing w:before="240" w:line="240" w:lineRule="auto"/>
       </w:pPr>
-      <w:bookmarkStart w:id="1" w:name="_Toc242892435"/>
+      <w:bookmarkStart w:id="1" w:name="_Toc243988485"/>
       <w:r>
-        <w:lastRenderedPageBreak/>
         <w:t>Introducción</w:t>
       </w:r>
       <w:bookmarkEnd w:id="1"/>
@@ -6015,8 +6010,9 @@
         </w:numPr>
         <w:spacing w:before="240" w:line="240" w:lineRule="auto"/>
       </w:pPr>
-      <w:bookmarkStart w:id="2" w:name="_Toc242892436"/>
+      <w:bookmarkStart w:id="2" w:name="_Toc243988486"/>
       <w:r>
+        <w:lastRenderedPageBreak/>
         <w:t>Antes de empezar</w:t>
       </w:r>
       <w:bookmarkEnd w:id="2"/>
@@ -6066,7 +6062,7 @@
         </w:numPr>
         <w:spacing w:before="240" w:line="240" w:lineRule="auto"/>
       </w:pPr>
-      <w:bookmarkStart w:id="3" w:name="_Toc242892437"/>
+      <w:bookmarkStart w:id="3" w:name="_Toc243988487"/>
       <w:r>
         <w:t>Cliente de consola</w:t>
       </w:r>
@@ -6142,7 +6138,7 @@
         <w:pStyle w:val="Descripcin"/>
         <w:keepNext/>
       </w:pPr>
-      <w:bookmarkStart w:id="4" w:name="_Toc242892450"/>
+      <w:bookmarkStart w:id="4" w:name="_Toc243988500"/>
       <w:r>
         <w:t xml:space="preserve">Tabla </w:t>
       </w:r>
@@ -6513,7 +6509,7 @@
         </w:numPr>
         <w:spacing w:before="240" w:line="240" w:lineRule="auto"/>
       </w:pPr>
-      <w:bookmarkStart w:id="5" w:name="_Toc242892438"/>
+      <w:bookmarkStart w:id="5" w:name="_Toc243988488"/>
       <w:r>
         <w:t>Cliente de escritorio</w:t>
       </w:r>
@@ -6631,7 +6627,7 @@
         <w:pStyle w:val="Descripcin"/>
         <w:keepNext/>
       </w:pPr>
-      <w:bookmarkStart w:id="6" w:name="_Toc242892444"/>
+      <w:bookmarkStart w:id="6" w:name="_Toc243988494"/>
       <w:r>
         <w:t xml:space="preserve">Ilustración </w:t>
       </w:r>
@@ -6709,7 +6705,7 @@
         <w:pStyle w:val="Descripcin"/>
         <w:keepNext/>
       </w:pPr>
-      <w:bookmarkStart w:id="7" w:name="_Toc242892445"/>
+      <w:bookmarkStart w:id="7" w:name="_Toc243988495"/>
       <w:r>
         <w:t xml:space="preserve">Ilustración </w:t>
       </w:r>
@@ -6745,7 +6741,7 @@
         </w:numPr>
         <w:spacing w:before="240" w:line="240" w:lineRule="auto"/>
       </w:pPr>
-      <w:bookmarkStart w:id="8" w:name="_Toc242892439"/>
+      <w:bookmarkStart w:id="8" w:name="_Toc243988489"/>
       <w:r>
         <w:t>Cliente web</w:t>
       </w:r>
@@ -6854,7 +6850,7 @@
         <w:pStyle w:val="Descripcin"/>
         <w:keepNext/>
       </w:pPr>
-      <w:bookmarkStart w:id="9" w:name="_Toc242892446"/>
+      <w:bookmarkStart w:id="9" w:name="_Toc243988496"/>
       <w:r>
         <w:t xml:space="preserve">Ilustración </w:t>
       </w:r>
@@ -6932,7 +6928,7 @@
         <w:pStyle w:val="Descripcin"/>
         <w:keepNext/>
       </w:pPr>
-      <w:bookmarkStart w:id="10" w:name="_Toc242892447"/>
+      <w:bookmarkStart w:id="10" w:name="_Toc243988497"/>
       <w:r>
         <w:t xml:space="preserve">Ilustración </w:t>
       </w:r>
@@ -6968,7 +6964,7 @@
         </w:numPr>
         <w:spacing w:before="240" w:line="240" w:lineRule="auto"/>
       </w:pPr>
-      <w:bookmarkStart w:id="11" w:name="_Toc242892440"/>
+      <w:bookmarkStart w:id="11" w:name="_Toc243988490"/>
       <w:r>
         <w:t>Cliente móvil</w:t>
       </w:r>
@@ -7092,7 +7088,7 @@
         <w:pStyle w:val="Descripcin"/>
         <w:jc w:val="center"/>
       </w:pPr>
-      <w:bookmarkStart w:id="12" w:name="_Toc242892448"/>
+      <w:bookmarkStart w:id="12" w:name="_Toc243988498"/>
       <w:r>
         <w:t xml:space="preserve">Ilustración </w:t>
       </w:r>
@@ -7176,7 +7172,7 @@
         <w:pStyle w:val="Descripcin"/>
         <w:jc w:val="center"/>
       </w:pPr>
-      <w:bookmarkStart w:id="13" w:name="_Toc242892449"/>
+      <w:bookmarkStart w:id="13" w:name="_Toc243988499"/>
       <w:r>
         <w:t xml:space="preserve">Ilustración </w:t>
       </w:r>
@@ -7212,7 +7208,7 @@
         </w:numPr>
         <w:spacing w:before="240" w:line="240" w:lineRule="auto"/>
       </w:pPr>
-      <w:bookmarkStart w:id="14" w:name="_Toc242892441"/>
+      <w:bookmarkStart w:id="14" w:name="_Toc243988491"/>
       <w:r>
         <w:t>Categorías y unidades disponibles</w:t>
       </w:r>
@@ -7223,7 +7219,7 @@
         <w:pStyle w:val="Descripcin"/>
         <w:keepNext/>
       </w:pPr>
-      <w:bookmarkStart w:id="15" w:name="_Toc242892451"/>
+      <w:bookmarkStart w:id="15" w:name="_Toc243988501"/>
       <w:r>
         <w:t xml:space="preserve">Tabla </w:t>
       </w:r>
@@ -7499,7 +7495,7 @@
         </w:numPr>
         <w:spacing w:before="240" w:line="240" w:lineRule="auto"/>
       </w:pPr>
-      <w:bookmarkStart w:id="16" w:name="_Toc242892442"/>
+      <w:bookmarkStart w:id="16" w:name="_Toc243988492"/>
       <w:r>
         <w:t>Mensajes y qué hacer</w:t>
       </w:r>
@@ -7510,7 +7506,7 @@
         <w:pStyle w:val="Descripcin"/>
         <w:keepNext/>
       </w:pPr>
-      <w:bookmarkStart w:id="17" w:name="_Toc242892452"/>
+      <w:bookmarkStart w:id="17" w:name="_Toc243988502"/>
       <w:r>
         <w:lastRenderedPageBreak/>
         <w:t xml:space="preserve">Tabla </w:t>
@@ -8129,7 +8125,7 @@
         </w:numPr>
         <w:spacing w:before="240" w:line="240" w:lineRule="auto"/>
       </w:pPr>
-      <w:bookmarkStart w:id="18" w:name="_Toc242892443"/>
+      <w:bookmarkStart w:id="18" w:name="_Toc243988493"/>
       <w:r>
         <w:t>Preguntas frecuentes</w:t>
       </w:r>
@@ -8184,6 +8180,7 @@
       </w:r>
     </w:p>
     <w:sectPr>
+      <w:type w:val="continuous"/>
       <w:pgSz w:w="11910" w:h="16840"/>
       <w:pgMar w:top="740" w:right="1320" w:bottom="1180" w:left="1160" w:header="0" w:footer="996" w:gutter="0"/>
       <w:pgBorders w:offsetFrom="page">
@@ -8193,6 +8190,7 @@
         <w:right w:val="twistedLines1" w:sz="15" w:space="24" w:color="auto"/>
       </w:pgBorders>
       <w:cols w:space="720"/>
+      <w:docGrid w:linePitch="326"/>
     </w:sectPr>
   </w:body>
 </w:document>

--- a/P1/TI.1.2. PAO202651_SOAP_DOTNET_SINBDD_NRC_36883_GR07/05. DOCUMENTACION/03. MANUAL DE USUARIO/ManualDeUsuario_GR07.docx
+++ b/P1/TI.1.2. PAO202651_SOAP_DOTNET_SINBDD_NRC_36883_GR07/05. DOCUMENTACION/03. MANUAL DE USUARIO/ManualDeUsuario_GR07.docx
@@ -6587,7 +6587,7 @@
         <w:lastRenderedPageBreak/>
         <w:drawing>
           <wp:inline distT="0" distB="0" distL="0" distR="0" wp14:anchorId="5CEF70E4" wp14:editId="68CACFB7">
-            <wp:extent cx="3000000" cy="3970717"/>
+            <wp:extent cx="3000000" cy="4131578"/>
             <wp:effectExtent l="0" t="0" r="0" b="0"/>
             <wp:docPr id="9001" name="Ventana de inicio de sesión del cliente de escritorio" descr="Ventana de inicio de sesión del cliente de escritorio"/>
             <wp:cNvGraphicFramePr>
@@ -6609,7 +6609,7 @@
                   <pic:spPr>
                     <a:xfrm>
                       <a:off x="0" y="0"/>
-                      <a:ext cx="3000000" cy="3970717"/>
+                      <a:ext cx="3000000" cy="4131578"/>
                     </a:xfrm>
                     <a:prstGeom prst="rect">
                       <a:avLst/>
@@ -7042,7 +7042,7 @@
         </w:rPr>
         <w:drawing>
           <wp:inline distT="0" distB="0" distL="0" distR="0" wp14:anchorId="0A979618" wp14:editId="13F4929F">
-            <wp:extent cx="1503869" cy="3175000"/>
+            <wp:extent cx="1503869" cy="3174834"/>
             <wp:effectExtent l="0" t="0" r="1270" b="6350"/>
             <wp:docPr id="7" name="Imagen 7"/>
             <wp:cNvGraphicFramePr>
@@ -7070,7 +7070,7 @@
                   <pic:spPr>
                     <a:xfrm>
                       <a:off x="0" y="0"/>
-                      <a:ext cx="1503869" cy="3175000"/>
+                      <a:ext cx="1503869" cy="3174834"/>
                     </a:xfrm>
                     <a:prstGeom prst="rect">
                       <a:avLst/>
